--- a/08.GraphQLAPI/Hometask.docx
+++ b/08.GraphQLAPI/Hometask.docx
@@ -13,7 +13,49 @@
         <w:rPr>
           <w:rFonts w:ascii="Verdana" w:hAnsi="Verdana"/>
         </w:rPr>
-        <w:t>The goal of this module is to provide an overview of GraphQL-based APIs, their benefits, and drawbacks in comparison with REST and RPC, as well as best practices for building GraphQL APIs. Practical task includes implementation of the GraphQL APIs for Catalog service.</w:t>
+        <w:t xml:space="preserve">The goal of this module is to provide an overview of </w:t>
+      </w:r>
+      <w:proofErr w:type="spellStart"/>
+      <w:r>
+        <w:rPr>
+          <w:rFonts w:ascii="Verdana" w:hAnsi="Verdana"/>
+        </w:rPr>
+        <w:t>GraphQL</w:t>
+      </w:r>
+      <w:proofErr w:type="spellEnd"/>
+      <w:r>
+        <w:rPr>
+          <w:rFonts w:ascii="Verdana" w:hAnsi="Verdana"/>
+        </w:rPr>
+        <w:t xml:space="preserve">-based APIs, their benefits, and drawbacks in comparison with REST and RPC, as well as best practices for building </w:t>
+      </w:r>
+      <w:proofErr w:type="spellStart"/>
+      <w:r>
+        <w:rPr>
+          <w:rFonts w:ascii="Verdana" w:hAnsi="Verdana"/>
+        </w:rPr>
+        <w:t>GraphQL</w:t>
+      </w:r>
+      <w:proofErr w:type="spellEnd"/>
+      <w:r>
+        <w:rPr>
+          <w:rFonts w:ascii="Verdana" w:hAnsi="Verdana"/>
+        </w:rPr>
+        <w:t xml:space="preserve"> APIs. Practical task includes implementation of the </w:t>
+      </w:r>
+      <w:proofErr w:type="spellStart"/>
+      <w:r>
+        <w:rPr>
+          <w:rFonts w:ascii="Verdana" w:hAnsi="Verdana"/>
+        </w:rPr>
+        <w:t>GraphQL</w:t>
+      </w:r>
+      <w:proofErr w:type="spellEnd"/>
+      <w:r>
+        <w:rPr>
+          <w:rFonts w:ascii="Verdana" w:hAnsi="Verdana"/>
+        </w:rPr>
+        <w:t xml:space="preserve"> APIs for Catalog service.</w:t>
       </w:r>
     </w:p>
     <w:p>
@@ -41,7 +83,21 @@
         <w:rPr>
           <w:rFonts w:ascii="Verdana" w:hAnsi="Verdana"/>
         </w:rPr>
-        <w:t xml:space="preserve">Create GraphQL based WEB API for </w:t>
+        <w:t xml:space="preserve">Create </w:t>
+      </w:r>
+      <w:proofErr w:type="spellStart"/>
+      <w:r>
+        <w:rPr>
+          <w:rFonts w:ascii="Verdana" w:hAnsi="Verdana"/>
+        </w:rPr>
+        <w:t>GraphQL</w:t>
+      </w:r>
+      <w:proofErr w:type="spellEnd"/>
+      <w:r>
+        <w:rPr>
+          <w:rFonts w:ascii="Verdana" w:hAnsi="Verdana"/>
+        </w:rPr>
+        <w:t xml:space="preserve"> based WEB API for </w:t>
       </w:r>
       <w:r>
         <w:rPr>
@@ -138,7 +194,21 @@
         <w:rPr>
           <w:rFonts w:ascii="Verdana" w:hAnsi="Verdana"/>
         </w:rPr>
-        <w:t>Create GraphQL based WEB API for Catalog Service.</w:t>
+        <w:t xml:space="preserve">Create </w:t>
+      </w:r>
+      <w:proofErr w:type="spellStart"/>
+      <w:r>
+        <w:rPr>
+          <w:rFonts w:ascii="Verdana" w:hAnsi="Verdana"/>
+        </w:rPr>
+        <w:t>GraphQL</w:t>
+      </w:r>
+      <w:proofErr w:type="spellEnd"/>
+      <w:r>
+        <w:rPr>
+          <w:rFonts w:ascii="Verdana" w:hAnsi="Verdana"/>
+        </w:rPr>
+        <w:t xml:space="preserve"> based WEB API for Catalog Service.</w:t>
       </w:r>
     </w:p>
     <w:p>
@@ -435,7 +505,21 @@
         <w:rPr>
           <w:rFonts w:ascii="Verdana" w:hAnsi="Verdana"/>
         </w:rPr>
-        <w:t>What is GraphQL? What benefits does it provide compared to other types of API? What are the drawbacks?</w:t>
+        <w:t xml:space="preserve">What is </w:t>
+      </w:r>
+      <w:proofErr w:type="spellStart"/>
+      <w:r>
+        <w:rPr>
+          <w:rFonts w:ascii="Verdana" w:hAnsi="Verdana"/>
+        </w:rPr>
+        <w:t>GraphQL</w:t>
+      </w:r>
+      <w:proofErr w:type="spellEnd"/>
+      <w:r>
+        <w:rPr>
+          <w:rFonts w:ascii="Verdana" w:hAnsi="Verdana"/>
+        </w:rPr>
+        <w:t>? What benefits does it provide compared to other types of API? What are the drawbacks?</w:t>
       </w:r>
     </w:p>
     <w:p>
@@ -456,7 +540,21 @@
         <w:rPr>
           <w:rFonts w:ascii="Verdana" w:hAnsi="Verdana"/>
         </w:rPr>
-        <w:t>What implementations of GraphQL servers exist for .NET? What is the difference between them?</w:t>
+        <w:t xml:space="preserve">What implementations of </w:t>
+      </w:r>
+      <w:proofErr w:type="spellStart"/>
+      <w:r>
+        <w:rPr>
+          <w:rFonts w:ascii="Verdana" w:hAnsi="Verdana"/>
+        </w:rPr>
+        <w:t>GraphQL</w:t>
+      </w:r>
+      <w:proofErr w:type="spellEnd"/>
+      <w:r>
+        <w:rPr>
+          <w:rFonts w:ascii="Verdana" w:hAnsi="Verdana"/>
+        </w:rPr>
+        <w:t xml:space="preserve"> servers exist for .NET? What is the difference between them?</w:t>
       </w:r>
     </w:p>
     <w:p>
@@ -477,7 +575,21 @@
         <w:rPr>
           <w:rFonts w:ascii="Verdana" w:hAnsi="Verdana"/>
         </w:rPr>
-        <w:t>For which types of projects would you suggest using GraphQL as an API and for which you would not?</w:t>
+        <w:t xml:space="preserve">For which types of projects would you suggest using </w:t>
+      </w:r>
+      <w:proofErr w:type="spellStart"/>
+      <w:r>
+        <w:rPr>
+          <w:rFonts w:ascii="Verdana" w:hAnsi="Verdana"/>
+        </w:rPr>
+        <w:t>GraphQL</w:t>
+      </w:r>
+      <w:proofErr w:type="spellEnd"/>
+      <w:r>
+        <w:rPr>
+          <w:rFonts w:ascii="Verdana" w:hAnsi="Verdana"/>
+        </w:rPr>
+        <w:t xml:space="preserve"> as an API and for which you would not?</w:t>
       </w:r>
     </w:p>
     <w:p>
@@ -498,7 +610,21 @@
         <w:rPr>
           <w:rFonts w:ascii="Verdana" w:hAnsi="Verdana"/>
         </w:rPr>
-        <w:t>Does GraphQL support versioning and caching?</w:t>
+        <w:t xml:space="preserve">Does </w:t>
+      </w:r>
+      <w:proofErr w:type="spellStart"/>
+      <w:r>
+        <w:rPr>
+          <w:rFonts w:ascii="Verdana" w:hAnsi="Verdana"/>
+        </w:rPr>
+        <w:t>GraphQL</w:t>
+      </w:r>
+      <w:proofErr w:type="spellEnd"/>
+      <w:r>
+        <w:rPr>
+          <w:rFonts w:ascii="Verdana" w:hAnsi="Verdana"/>
+        </w:rPr>
+        <w:t xml:space="preserve"> support versioning and caching?</w:t>
       </w:r>
     </w:p>
     <w:p>
@@ -519,7 +645,21 @@
         <w:rPr>
           <w:rFonts w:ascii="Verdana" w:hAnsi="Verdana"/>
         </w:rPr>
-        <w:t>How is performance affected by the GraphQL API? What is 1+N problem?</w:t>
+        <w:t xml:space="preserve">How is performance affected by the </w:t>
+      </w:r>
+      <w:proofErr w:type="spellStart"/>
+      <w:r>
+        <w:rPr>
+          <w:rFonts w:ascii="Verdana" w:hAnsi="Verdana"/>
+        </w:rPr>
+        <w:t>GraphQL</w:t>
+      </w:r>
+      <w:proofErr w:type="spellEnd"/>
+      <w:r>
+        <w:rPr>
+          <w:rFonts w:ascii="Verdana" w:hAnsi="Verdana"/>
+        </w:rPr>
+        <w:t xml:space="preserve"> API? What is 1+N problem?</w:t>
       </w:r>
     </w:p>
     <w:p>
@@ -557,7 +697,21 @@
         <w:rPr>
           <w:rFonts w:ascii="Verdana" w:hAnsi="Verdana"/>
         </w:rPr>
-        <w:t>What is GraphQL? What benefits does it provide compared to other types of API? What are the drawbacks?</w:t>
+        <w:t xml:space="preserve">What is </w:t>
+      </w:r>
+      <w:proofErr w:type="spellStart"/>
+      <w:r>
+        <w:rPr>
+          <w:rFonts w:ascii="Verdana" w:hAnsi="Verdana"/>
+        </w:rPr>
+        <w:t>GraphQL</w:t>
+      </w:r>
+      <w:proofErr w:type="spellEnd"/>
+      <w:r>
+        <w:rPr>
+          <w:rFonts w:ascii="Verdana" w:hAnsi="Verdana"/>
+        </w:rPr>
+        <w:t>? What benefits does it provide compared to other types of API? What are the drawbacks?</w:t>
       </w:r>
     </w:p>
     <w:p>
@@ -575,12 +729,176 @@
       <w:pPr>
         <w:pStyle w:val="ListParagraph"/>
         <w:spacing w:before="100" w:beforeAutospacing="1" w:line="240" w:lineRule="auto"/>
-        <w:ind w:left="360"/>
+        <w:ind w:left="0"/>
         <w:jc w:val="both"/>
         <w:rPr>
           <w:rFonts w:ascii="Verdana" w:hAnsi="Verdana"/>
         </w:rPr>
       </w:pPr>
+      <w:proofErr w:type="spellStart"/>
+      <w:r>
+        <w:rPr>
+          <w:rFonts w:ascii="Verdana" w:hAnsi="Verdana"/>
+        </w:rPr>
+        <w:t>GraphQL</w:t>
+      </w:r>
+      <w:proofErr w:type="spellEnd"/>
+      <w:r>
+        <w:rPr>
+          <w:rFonts w:ascii="Verdana" w:hAnsi="Verdana"/>
+        </w:rPr>
+        <w:t xml:space="preserve"> is a query language for your API, and a server-side runtime for executing queries using a type system you define for your data. The </w:t>
+      </w:r>
+      <w:proofErr w:type="spellStart"/>
+      <w:r>
+        <w:rPr>
+          <w:rFonts w:ascii="Verdana" w:hAnsi="Verdana"/>
+        </w:rPr>
+        <w:t>GraphQL</w:t>
+      </w:r>
+      <w:proofErr w:type="spellEnd"/>
+      <w:r>
+        <w:rPr>
+          <w:rFonts w:ascii="Verdana" w:hAnsi="Verdana"/>
+        </w:rPr>
+        <w:t xml:space="preserve"> specification was open-sourced in 2015 and has since been implemented in a variety of programming languages. </w:t>
+      </w:r>
+      <w:proofErr w:type="spellStart"/>
+      <w:r>
+        <w:rPr>
+          <w:rFonts w:ascii="Verdana" w:hAnsi="Verdana"/>
+        </w:rPr>
+        <w:t>GraphQL</w:t>
+      </w:r>
+      <w:proofErr w:type="spellEnd"/>
+      <w:r>
+        <w:rPr>
+          <w:rFonts w:ascii="Verdana" w:hAnsi="Verdana"/>
+        </w:rPr>
+        <w:t xml:space="preserve"> isn’t tied to any specific database or storage engine—it is backed by your existing code and data.</w:t>
+      </w:r>
+    </w:p>
+    <w:p>
+      <w:pPr>
+        <w:pStyle w:val="ListParagraph"/>
+        <w:spacing w:before="100" w:beforeAutospacing="1" w:line="240" w:lineRule="auto"/>
+        <w:ind w:left="0"/>
+        <w:jc w:val="both"/>
+        <w:rPr>
+          <w:rFonts w:ascii="Verdana" w:hAnsi="Verdana"/>
+        </w:rPr>
+      </w:pPr>
+    </w:p>
+    <w:p>
+      <w:pPr>
+        <w:pStyle w:val="ListParagraph"/>
+        <w:spacing w:before="100" w:beforeAutospacing="1" w:line="240" w:lineRule="auto"/>
+        <w:ind w:left="0"/>
+        <w:jc w:val="both"/>
+        <w:rPr>
+          <w:rFonts w:ascii="Verdana" w:hAnsi="Verdana"/>
+        </w:rPr>
+      </w:pPr>
+      <w:r>
+        <w:rPr>
+          <w:rFonts w:ascii="Verdana" w:hAnsi="Verdana"/>
+        </w:rPr>
+        <w:t xml:space="preserve">The main selling point of </w:t>
+      </w:r>
+      <w:proofErr w:type="spellStart"/>
+      <w:r>
+        <w:rPr>
+          <w:rFonts w:ascii="Verdana" w:hAnsi="Verdana"/>
+        </w:rPr>
+        <w:t>GraphQL</w:t>
+      </w:r>
+      <w:proofErr w:type="spellEnd"/>
+      <w:r>
+        <w:rPr>
+          <w:rFonts w:ascii="Verdana" w:hAnsi="Verdana"/>
+        </w:rPr>
+        <w:t xml:space="preserve"> is that it defaults to providing the very smallest response from an API, as you are requesting only the specific bits of data that you want, which minimizes the Content Download portion of the HTTP request.</w:t>
+      </w:r>
+      <w:r>
+        <w:rPr>
+          <w:rFonts w:ascii="Verdana" w:hAnsi="Verdana"/>
+        </w:rPr>
+        <w:t xml:space="preserve"> </w:t>
+      </w:r>
+      <w:r>
+        <w:rPr>
+          <w:rFonts w:ascii="Verdana" w:hAnsi="Verdana"/>
+        </w:rPr>
+        <w:t>It also reduces the number of HTTP requests necessary to retrieve data for multiple resources, known as the "HTTP N+1 Problem"</w:t>
+      </w:r>
+      <w:r>
+        <w:rPr>
+          <w:rFonts w:ascii="Verdana" w:hAnsi="Verdana"/>
+        </w:rPr>
+        <w:t>.</w:t>
+      </w:r>
+    </w:p>
+    <w:p>
+      <w:pPr>
+        <w:pStyle w:val="ListParagraph"/>
+        <w:spacing w:before="100" w:beforeAutospacing="1" w:line="240" w:lineRule="auto"/>
+        <w:ind w:left="0"/>
+        <w:jc w:val="both"/>
+        <w:rPr>
+          <w:rFonts w:ascii="Verdana" w:hAnsi="Verdana"/>
+        </w:rPr>
+      </w:pPr>
+    </w:p>
+    <w:p>
+      <w:pPr>
+        <w:pStyle w:val="ListParagraph"/>
+        <w:spacing w:before="100" w:beforeAutospacing="1" w:line="240" w:lineRule="auto"/>
+        <w:ind w:left="0"/>
+        <w:jc w:val="both"/>
+        <w:rPr>
+          <w:rFonts w:ascii="Verdana" w:hAnsi="Verdana"/>
+        </w:rPr>
+      </w:pPr>
+      <w:r>
+        <w:rPr>
+          <w:rFonts w:ascii="Verdana" w:hAnsi="Verdana"/>
+        </w:rPr>
+        <w:t xml:space="preserve">HTTP caching really suffers in </w:t>
+      </w:r>
+      <w:proofErr w:type="spellStart"/>
+      <w:r>
+        <w:rPr>
+          <w:rFonts w:ascii="Verdana" w:hAnsi="Verdana"/>
+        </w:rPr>
+        <w:t>GraphQL</w:t>
+      </w:r>
+      <w:proofErr w:type="spellEnd"/>
+      <w:r>
+        <w:rPr>
+          <w:rFonts w:ascii="Verdana" w:hAnsi="Verdana"/>
+        </w:rPr>
+        <w:t xml:space="preserve"> compared to other REST/</w:t>
+      </w:r>
+      <w:proofErr w:type="spellStart"/>
+      <w:r>
+        <w:rPr>
+          <w:rFonts w:ascii="Verdana" w:hAnsi="Verdana"/>
+        </w:rPr>
+        <w:t>RESTish</w:t>
+      </w:r>
+      <w:proofErr w:type="spellEnd"/>
+      <w:r>
+        <w:rPr>
+          <w:rFonts w:ascii="Verdana" w:hAnsi="Verdana"/>
+        </w:rPr>
+        <w:t xml:space="preserve"> approaches</w:t>
+      </w:r>
+      <w:r>
+        <w:rPr>
+          <w:rFonts w:ascii="Verdana" w:hAnsi="Verdana"/>
+        </w:rPr>
+        <w:t>.</w:t>
+      </w:r>
     </w:p>
     <w:p>
       <w:pPr>
@@ -610,7 +928,21 @@
         <w:rPr>
           <w:rFonts w:ascii="Verdana" w:hAnsi="Verdana"/>
         </w:rPr>
-        <w:t>What implementations of GraphQL servers exist for .NET? What is the difference between them?</w:t>
+        <w:t xml:space="preserve">What implementations of </w:t>
+      </w:r>
+      <w:proofErr w:type="spellStart"/>
+      <w:r>
+        <w:rPr>
+          <w:rFonts w:ascii="Verdana" w:hAnsi="Verdana"/>
+        </w:rPr>
+        <w:t>GraphQL</w:t>
+      </w:r>
+      <w:proofErr w:type="spellEnd"/>
+      <w:r>
+        <w:rPr>
+          <w:rFonts w:ascii="Verdana" w:hAnsi="Verdana"/>
+        </w:rPr>
+        <w:t xml:space="preserve"> servers exist for .NET? What is the difference between them?</w:t>
       </w:r>
     </w:p>
     <w:p>
@@ -621,6 +953,27 @@
           <w:rFonts w:ascii="Verdana" w:hAnsi="Verdana"/>
         </w:rPr>
       </w:pPr>
+      <w:r>
+        <w:rPr>
+          <w:rFonts w:ascii="Verdana" w:hAnsi="Verdana"/>
+        </w:rPr>
+        <w:t xml:space="preserve">You can view a list of servers written in many other languages </w:t>
+      </w:r>
+      <w:hyperlink r:id="rId6" w:history="1">
+        <w:r>
+          <w:rPr>
+            <w:rStyle w:val="Hyperlink"/>
+            <w:rFonts w:ascii="Verdana" w:hAnsi="Verdana"/>
+          </w:rPr>
+          <w:t>here</w:t>
+        </w:r>
+      </w:hyperlink>
+      <w:r>
+        <w:rPr>
+          <w:rFonts w:ascii="Verdana" w:hAnsi="Verdana"/>
+        </w:rPr>
+        <w:t>.</w:t>
+      </w:r>
     </w:p>
     <w:p>
       <w:pPr>
@@ -639,7 +992,21 @@
         <w:rPr>
           <w:rFonts w:ascii="Verdana" w:hAnsi="Verdana"/>
         </w:rPr>
-        <w:t>For which types of projects would you suggest using GraphQL as an API and for which you would not?</w:t>
+        <w:t xml:space="preserve">For which types of projects would you suggest using </w:t>
+      </w:r>
+      <w:proofErr w:type="spellStart"/>
+      <w:r>
+        <w:rPr>
+          <w:rFonts w:ascii="Verdana" w:hAnsi="Verdana"/>
+        </w:rPr>
+        <w:t>GraphQL</w:t>
+      </w:r>
+      <w:proofErr w:type="spellEnd"/>
+      <w:r>
+        <w:rPr>
+          <w:rFonts w:ascii="Verdana" w:hAnsi="Verdana"/>
+        </w:rPr>
+        <w:t xml:space="preserve"> as an API and for which you would not?</w:t>
       </w:r>
     </w:p>
     <w:p>
@@ -650,6 +1017,12 @@
           <w:rFonts w:ascii="Verdana" w:hAnsi="Verdana"/>
         </w:rPr>
       </w:pPr>
+      <w:r>
+        <w:rPr>
+          <w:rFonts w:ascii="Verdana" w:hAnsi="Verdana"/>
+        </w:rPr>
+        <w:t>?</w:t>
+      </w:r>
     </w:p>
     <w:p>
       <w:pPr>
@@ -668,7 +1041,21 @@
         <w:rPr>
           <w:rFonts w:ascii="Verdana" w:hAnsi="Verdana"/>
         </w:rPr>
-        <w:t>Does GraphQL support versioning and caching?</w:t>
+        <w:t xml:space="preserve">Does </w:t>
+      </w:r>
+      <w:proofErr w:type="spellStart"/>
+      <w:r>
+        <w:rPr>
+          <w:rFonts w:ascii="Verdana" w:hAnsi="Verdana"/>
+        </w:rPr>
+        <w:t>GraphQL</w:t>
+      </w:r>
+      <w:proofErr w:type="spellEnd"/>
+      <w:r>
+        <w:rPr>
+          <w:rFonts w:ascii="Verdana" w:hAnsi="Verdana"/>
+        </w:rPr>
+        <w:t xml:space="preserve"> support versioning and caching?</w:t>
       </w:r>
     </w:p>
     <w:p>
@@ -679,6 +1066,12 @@
           <w:rFonts w:ascii="Verdana" w:hAnsi="Verdana"/>
         </w:rPr>
       </w:pPr>
+      <w:r>
+        <w:rPr>
+          <w:rFonts w:ascii="Verdana" w:hAnsi="Verdana"/>
+        </w:rPr>
+        <w:t>No, it doesn’t support them.</w:t>
+      </w:r>
     </w:p>
     <w:p>
       <w:pPr>
@@ -697,7 +1090,21 @@
         <w:rPr>
           <w:rFonts w:ascii="Verdana" w:hAnsi="Verdana"/>
         </w:rPr>
-        <w:t>How is performance affected by the GraphQL API? What is 1+N problem?</w:t>
+        <w:t xml:space="preserve">How is performance affected by the </w:t>
+      </w:r>
+      <w:proofErr w:type="spellStart"/>
+      <w:r>
+        <w:rPr>
+          <w:rFonts w:ascii="Verdana" w:hAnsi="Verdana"/>
+        </w:rPr>
+        <w:t>GraphQL</w:t>
+      </w:r>
+      <w:proofErr w:type="spellEnd"/>
+      <w:r>
+        <w:rPr>
+          <w:rFonts w:ascii="Verdana" w:hAnsi="Verdana"/>
+        </w:rPr>
+        <w:t xml:space="preserve"> API? What is 1+N problem?</w:t>
       </w:r>
     </w:p>
     <w:p>
@@ -708,6 +1115,48 @@
           <w:rFonts w:ascii="Verdana" w:hAnsi="Verdana"/>
         </w:rPr>
       </w:pPr>
+      <w:proofErr w:type="spellStart"/>
+      <w:r>
+        <w:rPr>
+          <w:rFonts w:ascii="Verdana" w:hAnsi="Verdana"/>
+        </w:rPr>
+        <w:t>DataLoaders</w:t>
+      </w:r>
+      <w:proofErr w:type="spellEnd"/>
+      <w:r>
+        <w:rPr>
+          <w:rFonts w:ascii="Verdana" w:hAnsi="Verdana"/>
+        </w:rPr>
+        <w:t xml:space="preserve"> solve the N+1 problem in </w:t>
+      </w:r>
+      <w:proofErr w:type="spellStart"/>
+      <w:r>
+        <w:rPr>
+          <w:rFonts w:ascii="Verdana" w:hAnsi="Verdana"/>
+        </w:rPr>
+        <w:t>GraphQL</w:t>
+      </w:r>
+      <w:proofErr w:type="spellEnd"/>
+      <w:r>
+        <w:rPr>
+          <w:rFonts w:ascii="Verdana" w:hAnsi="Verdana"/>
+        </w:rPr>
+        <w:t xml:space="preserve"> by batching key-based data lookups. When the execution engine resolves a list of objects and each object needs related data, a naive implementation fires one database query per object. A </w:t>
+      </w:r>
+      <w:proofErr w:type="spellStart"/>
+      <w:r>
+        <w:rPr>
+          <w:rFonts w:ascii="Verdana" w:hAnsi="Verdana"/>
+        </w:rPr>
+        <w:t>DataLoader</w:t>
+      </w:r>
+      <w:proofErr w:type="spellEnd"/>
+      <w:r>
+        <w:rPr>
+          <w:rFonts w:ascii="Verdana" w:hAnsi="Verdana"/>
+        </w:rPr>
+        <w:t xml:space="preserve"> collects the requested keys while resolvers execute and then sends one query for all keys at once, deduplicating and caching results for the rest of the request.</w:t>
+      </w:r>
     </w:p>
     <w:sectPr>
       <w:pgSz w:w="12240" w:h="15840"/>
@@ -7020,6 +7469,7 @@
   <w:style w:type="character" w:default="1" w:styleId="DefaultParagraphFont">
     <w:name w:val="Default Paragraph Font"/>
     <w:uiPriority w:val="1"/>
+    <w:semiHidden/>
     <w:unhideWhenUsed/>
   </w:style>
   <w:style w:type="table" w:default="1" w:styleId="TableNormal">
